--- a/Service_Schedule_and_Quotation_Flow_2026-06-02.docx
+++ b/Service_Schedule_and_Quotation_Flow_2026-06-02.docx
@@ -2,7 +2,7 @@
 <file path=word/document.xml><?xml version="1.0" encoding="utf-8"?>
 <w:document xmlns:w="http://schemas.openxmlformats.org/wordprocessingml/2006/main" xmlns:m="http://schemas.openxmlformats.org/officeDocument/2006/math" xmlns:r="http://schemas.openxmlformats.org/officeDocument/2006/relationships" xmlns:o="urn:schemas-microsoft-com:office:office" xmlns:v="urn:schemas-microsoft-com:vml" xmlns:w10="urn:schemas-microsoft-com:office:word" xmlns:a="http://schemas.openxmlformats.org/drawingml/2006/main" xmlns:pic="http://schemas.openxmlformats.org/drawingml/2006/picture" xmlns:wp="http://schemas.openxmlformats.org/drawingml/2006/wordprocessingDrawing">
   <w:body>
-    <w:bookmarkStart w:id="32" w:name="X2f0af0b52d7e42e20f9ee39999c80774269db79"/>
+    <w:bookmarkStart w:id="33" w:name="X2f0af0b52d7e42e20f9ee39999c80774269db79"/>
     <w:p>
       <w:pPr>
         <w:pStyle w:val="Heading1"/>
@@ -3494,7 +3494,7 @@
     </w:p>
     <w:bookmarkEnd w:id="24"/>
     <w:bookmarkEnd w:id="25"/>
-    <w:bookmarkStart w:id="26" w:name="X630a751e04516a8bc23399a6c41cf093d700aa3"/>
+    <w:bookmarkStart w:id="27" w:name="X630a751e04516a8bc23399a6c41cf093d700aa3"/>
     <w:p>
       <w:pPr>
         <w:pStyle w:val="Heading2"/>
@@ -3742,14 +3742,155 @@
       </w:r>
     </w:p>
     <w:p>
+      <w:pPr>
+        <w:pStyle w:val="BlockText"/>
+      </w:pPr>
+      <w:r>
+        <w:rPr>
+          <w:b/>
+          <w:bCs/>
+        </w:rPr>
+        <w:t xml:space="preserve">In-app Setnayan services are EXEMPT from this entire lifecycle (owner-locked 2026-06-03).</w:t>
+      </w:r>
+      <w:r>
+        <w:t xml:space="preserve"> </w:t>
+      </w:r>
+      <w:r>
+        <w:t xml:space="preserve">The Track-1 engagement machinery (inquiry → Accept/Decline → token → whitelist → lock → vendor-approved-confirm, the date-as-hard-gate T1.5, the capacity slot-consume, and the T1.6 7-day couple-delete-gate / nudge) is</w:t>
+      </w:r>
+      <w:r>
+        <w:t xml:space="preserve"> </w:t>
+      </w:r>
+      <w:r>
+        <w:rPr>
+          <w:b/>
+          <w:bCs/>
+        </w:rPr>
+        <w:t xml:space="preserve">external-vendor-only.</w:t>
+      </w:r>
+      <w:r>
+        <w:t xml:space="preserve"> </w:t>
+      </w:r>
+      <w:r>
+        <w:t xml:space="preserve">Setnayan’s own in-app services (</w:t>
+      </w:r>
+      <w:r>
+        <w:rPr>
+          <w:rStyle w:val="VerbatimChar"/>
+        </w:rPr>
+        <w:t xml:space="preserve">is_setnayan_service = true</w:t>
+      </w:r>
+      <w:r>
+        <w:t xml:space="preserve"> </w:t>
+      </w:r>
+      <w:r>
+        <w:t xml:space="preserve">· Papic · Panood · Pakanta · Save-the-Date · …) are</w:t>
+      </w:r>
+      <w:r>
+        <w:t xml:space="preserve"> </w:t>
+      </w:r>
+      <w:r>
+        <w:rPr>
+          <w:b/>
+          <w:bCs/>
+        </w:rPr>
+        <w:t xml:space="preserve">always-on and Setnayan-fulfilled</w:t>
+      </w:r>
+      <w:r>
+        <w:t xml:space="preserve">, so they never enter this state machine — an inquiry against them would otherwise sit in</w:t>
+      </w:r>
+      <w:r>
+        <w:t xml:space="preserve"> </w:t>
+      </w:r>
+      <w:r>
+        <w:rPr>
+          <w:rStyle w:val="VerbatimChar"/>
+        </w:rPr>
+        <w:t xml:space="preserve">requested</w:t>
+      </w:r>
+      <w:r>
+        <w:t xml:space="preserve"> </w:t>
+      </w:r>
+      <w:r>
+        <w:rPr>
+          <w:b/>
+          <w:bCs/>
+        </w:rPr>
+        <w:t xml:space="preserve">forever</w:t>
+      </w:r>
+      <w:r>
+        <w:t xml:space="preserve"> </w:t>
+      </w:r>
+      <w:r>
+        <w:t xml:space="preserve">(no outside vendor to Accept). They are</w:t>
+      </w:r>
+      <w:r>
+        <w:t xml:space="preserve"> </w:t>
+      </w:r>
+      <w:r>
+        <w:rPr>
+          <w:b/>
+          <w:bCs/>
+        </w:rPr>
+        <w:t xml:space="preserve">add-and-pay</w:t>
+      </w:r>
+      <w:r>
+        <w:t xml:space="preserve"> </w:t>
+      </w:r>
+      <w:r>
+        <w:t xml:space="preserve">via the</w:t>
+      </w:r>
+      <w:r>
+        <w:t xml:space="preserve"> </w:t>
+      </w:r>
+      <w:hyperlink r:id="rId26">
+        <w:r>
+          <w:rPr>
+            <w:rStyle w:val="Hyperlink"/>
+          </w:rPr>
+          <w:t xml:space="preserve">0034</w:t>
+        </w:r>
+      </w:hyperlink>
+      <w:r>
+        <w:t xml:space="preserve"> </w:t>
+      </w:r>
+      <w:r>
+        <w:t xml:space="preserve">apply-then-pay checkout, available regardless of the wedding date. The same</w:t>
+      </w:r>
+      <w:r>
+        <w:t xml:space="preserve"> </w:t>
+      </w:r>
+      <w:r>
+        <w:rPr>
+          <w:rStyle w:val="VerbatimChar"/>
+        </w:rPr>
+        <w:t xml:space="preserve">is_setnayan_service</w:t>
+      </w:r>
+      <w:r>
+        <w:t xml:space="preserve"> </w:t>
+      </w:r>
+      <w:r>
+        <w:t xml:space="preserve">flag that floats them to the top of the marketplace also carves them out here. See DECISION_LOG 2026-06-03</w:t>
+      </w:r>
+      <w:r>
+        <w:t xml:space="preserve"> </w:t>
+      </w:r>
+      <w:r>
+        <w:t xml:space="preserve">“♾️ In-app services are ALWAYS-ON + direct-checkout”</w:t>
+      </w:r>
+      <w:r>
+        <w:t xml:space="preserve">.</w:t>
+      </w:r>
+    </w:p>
+    <w:p>
       <w:r>
         <w:pict>
           <v:rect style="width:0;height:1.5pt" o:hralign="center" o:hrstd="t" o:hr="t"/>
         </w:pict>
       </w:r>
     </w:p>
-    <w:bookmarkEnd w:id="26"/>
-    <w:bookmarkStart w:id="27" w:name="what-this-supersedes-reconciles"/>
+    <w:bookmarkEnd w:id="27"/>
+    <w:bookmarkStart w:id="28" w:name="what-this-supersedes-reconciles"/>
     <w:p>
       <w:pPr>
         <w:pStyle w:val="Heading2"/>
@@ -4166,8 +4307,8 @@
         </w:pict>
       </w:r>
     </w:p>
-    <w:bookmarkEnd w:id="27"/>
-    <w:bookmarkStart w:id="28" w:name="X591182300149e37e654a95435684d6d0817a52a"/>
+    <w:bookmarkEnd w:id="28"/>
+    <w:bookmarkStart w:id="29" w:name="X591182300149e37e654a95435684d6d0817a52a"/>
     <w:p>
       <w:pPr>
         <w:pStyle w:val="Heading2"/>
@@ -4631,8 +4772,8 @@
         </w:pict>
       </w:r>
     </w:p>
-    <w:bookmarkEnd w:id="28"/>
-    <w:bookmarkStart w:id="29" w:name="X57199fd91f58dd4c6f19abfd0c7368edfdf84b1"/>
+    <w:bookmarkEnd w:id="29"/>
+    <w:bookmarkStart w:id="30" w:name="X57199fd91f58dd4c6f19abfd0c7368edfdf84b1"/>
     <w:p>
       <w:pPr>
         <w:pStyle w:val="Heading2"/>
@@ -5183,8 +5324,8 @@
         </w:pict>
       </w:r>
     </w:p>
-    <w:bookmarkEnd w:id="29"/>
-    <w:bookmarkStart w:id="30" w:name="build-order-cross-iteration-touch"/>
+    <w:bookmarkEnd w:id="30"/>
+    <w:bookmarkStart w:id="31" w:name="build-order-cross-iteration-touch"/>
     <w:p>
       <w:pPr>
         <w:pStyle w:val="Heading2"/>
@@ -5546,8 +5687,8 @@
         </w:pict>
       </w:r>
     </w:p>
-    <w:bookmarkEnd w:id="30"/>
-    <w:bookmarkStart w:id="31" w:name="scope"/>
+    <w:bookmarkEnd w:id="31"/>
+    <w:bookmarkStart w:id="32" w:name="scope"/>
     <w:p>
       <w:pPr>
         <w:pStyle w:val="Heading2"/>
@@ -5584,8 +5725,8 @@
         <w:t xml:space="preserve">No code, no migration, no SKU/pricing change.</w:t>
       </w:r>
     </w:p>
-    <w:bookmarkEnd w:id="31"/>
     <w:bookmarkEnd w:id="32"/>
+    <w:bookmarkEnd w:id="33"/>
     <w:sectPr>
       <w:footnotePr>
         <w:numRestart w:val="eachSect"/>
